--- a/backend/templates/gpzu_template.docx
+++ b/backend/templates/gpzu_template.docx
@@ -7141,8 +7141,6 @@
         </w:rPr>
         <w:t>Информация отсутствует</w:t>
       </w:r>
-      <w:bookmarkStart w:id="0" w:name="_GoBack"/>
-      <w:bookmarkEnd w:id="0"/>
       <w:r>
         <w:rPr>
           <w:rFonts w:eastAsiaTheme="minorHAnsi"/>
@@ -8971,6 +8969,39 @@
         </w:tc>
       </w:tr>
     </w:tbl>
+    <w:p/>
+    <w:p>
+      <w:pPr>
+        <w:widowControl w:val="0"/>
+        <w:autoSpaceDE w:val="0"/>
+        <w:autoSpaceDN w:val="0"/>
+        <w:adjustRightInd w:val="0"/>
+        <w:jc w:val="both"/>
+        <w:rPr>
+          <w:rFonts w:eastAsiaTheme="minorEastAsia"/>
+        </w:rPr>
+      </w:pPr>
+      <w:r>
+        <w:rPr>
+          <w:rFonts w:eastAsiaTheme="minorEastAsia"/>
+        </w:rPr>
+        <w:t xml:space="preserve">Приложение (в случае, указанном в </w:t>
+      </w:r>
+      <w:hyperlink r:id="rId13" w:history="1">
+        <w:r>
+          <w:rPr>
+            <w:rFonts w:eastAsiaTheme="minorEastAsia"/>
+          </w:rPr>
+          <w:t>части 3.1 статьи 57.3</w:t>
+        </w:r>
+      </w:hyperlink>
+      <w:r>
+        <w:rPr>
+          <w:rFonts w:eastAsiaTheme="minorEastAsia"/>
+        </w:rPr>
+        <w:t xml:space="preserve"> Градостроительного кодекса Российской Федерации)</w:t>
+      </w:r>
+    </w:p>
     <w:p/>
     <w:p>
       <w:pPr>
@@ -9053,32 +9084,46 @@
           <w:rFonts w:eastAsiaTheme="minorHAnsi"/>
           <w:lang w:eastAsia="en-US"/>
         </w:rPr>
-        <w:t>12. Информация о требованиях к архитектурно-градостроительному облику объекта капитального строительства:</w:t>
-      </w:r>
-      <w:r>
-        <w:rPr>
-          <w:rFonts w:eastAsiaTheme="minorHAnsi"/>
-          <w:sz w:val="20"/>
-          <w:szCs w:val="20"/>
-          <w:lang w:eastAsia="en-US"/>
-        </w:rPr>
-        <w:t xml:space="preserve"> </w:t>
-      </w:r>
-      <w:r>
-        <w:rPr>
-          <w:rFonts w:eastAsiaTheme="minorHAnsi"/>
-          <w:u w:val="single"/>
-          <w:lang w:eastAsia="en-US"/>
-        </w:rPr>
-        <w:t xml:space="preserve">требования к архитектурно-градостроительному облику объекта </w:t>
+        <w:t xml:space="preserve">12. Информация о требованиях к архитектурно-градостроительному облику объекта капитального </w:t>
       </w:r>
       <w:r>
         <w:rPr>
           <w:rFonts w:eastAsiaTheme="minorHAnsi"/>
           <w:lang w:eastAsia="en-US"/>
         </w:rPr>
-        <w:t>капитального строительства не установлены.</w:t>
-      </w:r>
+        <w:t>строительства: {</w:t>
+      </w:r>
+      <w:proofErr w:type="gramStart"/>
+      <w:r>
+        <w:rPr>
+          <w:rFonts w:eastAsiaTheme="minorHAnsi"/>
+          <w:lang w:eastAsia="en-US"/>
+        </w:rPr>
+        <w:t xml:space="preserve">{ </w:t>
+      </w:r>
+      <w:proofErr w:type="gramEnd"/>
+      <w:r>
+        <w:rPr>
+          <w:rFonts w:eastAsiaTheme="minorHAnsi"/>
+          <w:lang w:eastAsia="en-US"/>
+        </w:rPr>
+        <w:t>ago_text }}</w:t>
+      </w:r>
+    </w:p>
+    <w:p>
+      <w:pPr>
+        <w:rPr>
+          <w:lang w:val="en-US"/>
+        </w:rPr>
+      </w:pPr>
+      <w:r>
+        <w:rPr>
+          <w:lang w:val="en-US"/>
+        </w:rPr>
+        <w:t>{{INSERT_AGO_BLOCK}}</w:t>
+      </w:r>
+      <w:bookmarkStart w:id="0" w:name="_GoBack"/>
+      <w:bookmarkEnd w:id="0"/>
     </w:p>
     <w:p>
       <w:pPr>
@@ -9091,9 +9136,36 @@
           <w:rFonts w:ascii="Arial" w:eastAsiaTheme="minorHAnsi" w:hAnsi="Arial" w:cs="Arial"/>
           <w:sz w:val="20"/>
           <w:szCs w:val="20"/>
-          <w:lang w:eastAsia="en-US"/>
-        </w:rPr>
-      </w:pPr>
+          <w:lang w:val="en-US" w:eastAsia="en-US"/>
+        </w:rPr>
+      </w:pPr>
+    </w:p>
+    <w:p>
+      <w:pPr>
+        <w:rPr>
+          <w:lang w:val="en-US"/>
+        </w:rPr>
+      </w:pPr>
+      <w:r>
+        <w:rPr>
+          <w:lang w:val="en-US"/>
+        </w:rPr>
+        <w:t xml:space="preserve">{%p if not </w:t>
+      </w:r>
+      <w:proofErr w:type="spellStart"/>
+      <w:r>
+        <w:rPr>
+          <w:lang w:val="en-US"/>
+        </w:rPr>
+        <w:t>ago_index</w:t>
+      </w:r>
+      <w:proofErr w:type="spellEnd"/>
+      <w:r>
+        <w:rPr>
+          <w:lang w:val="en-US"/>
+        </w:rPr>
+        <w:t xml:space="preserve"> %}</w:t>
+      </w:r>
     </w:p>
     <w:tbl>
       <w:tblPr>
@@ -9408,38 +9480,10 @@
       </w:tr>
     </w:tbl>
     <w:p>
-      <w:pPr>
-        <w:widowControl w:val="0"/>
-        <w:autoSpaceDE w:val="0"/>
-        <w:autoSpaceDN w:val="0"/>
-        <w:adjustRightInd w:val="0"/>
-        <w:jc w:val="both"/>
-        <w:rPr>
-          <w:rFonts w:eastAsiaTheme="minorEastAsia"/>
-        </w:rPr>
-      </w:pPr>
-      <w:r>
-        <w:rPr>
-          <w:rFonts w:eastAsiaTheme="minorEastAsia"/>
-        </w:rPr>
-        <w:t xml:space="preserve">Приложение (в случае, указанном в </w:t>
-      </w:r>
-      <w:hyperlink r:id="rId13" w:history="1">
-        <w:r>
-          <w:rPr>
-            <w:rFonts w:eastAsiaTheme="minorEastAsia"/>
-          </w:rPr>
-          <w:t>части 3.1 статьи 57.3</w:t>
-        </w:r>
-      </w:hyperlink>
-      <w:r>
-        <w:rPr>
-          <w:rFonts w:eastAsiaTheme="minorEastAsia"/>
-        </w:rPr>
-        <w:t xml:space="preserve"> Градостроительного кодекса Российской Федерации)</w:t>
+      <w:r>
+        <w:t>{%p endif %}</w:t>
       </w:r>
     </w:p>
-    <w:p/>
     <w:sectPr>
       <w:footerReference w:type="even" r:id="rId14"/>
       <w:footerReference w:type="default" r:id="rId15"/>
@@ -10658,7 +10702,7 @@
   <w:style w:type="paragraph" w:default="1" w:styleId="a">
     <w:name w:val="Normal"/>
     <w:qFormat/>
-    <w:rsid w:val="001E7B15"/>
+    <w:rsid w:val="00702719"/>
     <w:pPr>
       <w:spacing w:after="0" w:line="240" w:lineRule="auto"/>
     </w:pPr>
@@ -11089,7 +11133,7 @@
   <w:style w:type="paragraph" w:default="1" w:styleId="a">
     <w:name w:val="Normal"/>
     <w:qFormat/>
-    <w:rsid w:val="001E7B15"/>
+    <w:rsid w:val="00702719"/>
     <w:pPr>
       <w:spacing w:after="0" w:line="240" w:lineRule="auto"/>
     </w:pPr>
@@ -11648,7 +11692,7 @@
 </file>
 
 <file path=customXml/itemProps1.xml><?xml version="1.0" encoding="utf-8"?>
-<ds:datastoreItem xmlns:ds="http://schemas.openxmlformats.org/officeDocument/2006/customXml" ds:itemID="{DD11EF33-3A2D-404D-B51F-E7EA24D600ED}">
+<ds:datastoreItem xmlns:ds="http://schemas.openxmlformats.org/officeDocument/2006/customXml" ds:itemID="{AAF6933B-F384-4E3D-A35C-02DAC55FD65D}">
   <ds:schemaRefs>
     <ds:schemaRef ds:uri="http://schemas.openxmlformats.org/officeDocument/2006/bibliography"/>
   </ds:schemaRefs>

--- a/backend/templates/gpzu_template.docx
+++ b/backend/templates/gpzu_template.docx
@@ -8969,47 +8969,17 @@
         </w:tc>
       </w:tr>
     </w:tbl>
-    <w:p/>
     <w:p>
-      <w:pPr>
-        <w:widowControl w:val="0"/>
+      <w:bookmarkStart w:id="0" w:name="_GoBack"/>
+      <w:bookmarkEnd w:id="0"/>
+    </w:p>
+    <w:p>
+      <w:pPr>
         <w:autoSpaceDE w:val="0"/>
         <w:autoSpaceDN w:val="0"/>
         <w:adjustRightInd w:val="0"/>
         <w:jc w:val="both"/>
         <w:rPr>
-          <w:rFonts w:eastAsiaTheme="minorEastAsia"/>
-        </w:rPr>
-      </w:pPr>
-      <w:r>
-        <w:rPr>
-          <w:rFonts w:eastAsiaTheme="minorEastAsia"/>
-        </w:rPr>
-        <w:t xml:space="preserve">Приложение (в случае, указанном в </w:t>
-      </w:r>
-      <w:hyperlink r:id="rId13" w:history="1">
-        <w:r>
-          <w:rPr>
-            <w:rFonts w:eastAsiaTheme="minorEastAsia"/>
-          </w:rPr>
-          <w:t>части 3.1 статьи 57.3</w:t>
-        </w:r>
-      </w:hyperlink>
-      <w:r>
-        <w:rPr>
-          <w:rFonts w:eastAsiaTheme="minorEastAsia"/>
-        </w:rPr>
-        <w:t xml:space="preserve"> Градостроительного кодекса Российской Федерации)</w:t>
-      </w:r>
-    </w:p>
-    <w:p/>
-    <w:p>
-      <w:pPr>
-        <w:autoSpaceDE w:val="0"/>
-        <w:autoSpaceDN w:val="0"/>
-        <w:adjustRightInd w:val="0"/>
-        <w:jc w:val="both"/>
-        <w:rPr>
           <w:rFonts w:eastAsiaTheme="minorHAnsi"/>
           <w:u w:val="single"/>
           <w:lang w:eastAsia="en-US"/>
@@ -9022,7 +8992,7 @@
         <mc:AlternateContent>
           <mc:Choice Requires="wps">
             <w:drawing>
-              <wp:anchor distT="0" distB="0" distL="114300" distR="114300" simplePos="0" relativeHeight="251808768" behindDoc="0" locked="0" layoutInCell="1" allowOverlap="1" wp14:anchorId="10788698" wp14:editId="7AD032F5">
+              <wp:anchor distT="0" distB="0" distL="114300" distR="114300" simplePos="0" relativeHeight="251808768" behindDoc="0" locked="0" layoutInCell="1" allowOverlap="1" wp14:anchorId="048ED7C3" wp14:editId="76F7FA93">
                 <wp:simplePos x="0" y="0"/>
                 <wp:positionH relativeFrom="column">
                   <wp:posOffset>-53340</wp:posOffset>
@@ -9122,8 +9092,6 @@
         </w:rPr>
         <w:t>{{INSERT_AGO_BLOCK}}</w:t>
       </w:r>
-      <w:bookmarkStart w:id="0" w:name="_GoBack"/>
-      <w:bookmarkEnd w:id="0"/>
     </w:p>
     <w:p>
       <w:pPr>
@@ -9480,10 +9448,79 @@
       </w:tr>
     </w:tbl>
     <w:p>
-      <w:r>
-        <w:t>{%p endif %}</w:t>
+      <w:pPr>
+        <w:widowControl w:val="0"/>
+        <w:autoSpaceDE w:val="0"/>
+        <w:autoSpaceDN w:val="0"/>
+        <w:adjustRightInd w:val="0"/>
+        <w:jc w:val="both"/>
+        <w:rPr>
+          <w:rFonts w:eastAsiaTheme="minorEastAsia"/>
+        </w:rPr>
+      </w:pPr>
+      <w:r>
+        <w:t xml:space="preserve">{%p </w:t>
+      </w:r>
+      <w:proofErr w:type="spellStart"/>
+      <w:r>
+        <w:t>endif</w:t>
+      </w:r>
+      <w:proofErr w:type="spellEnd"/>
+      <w:r>
+        <w:t xml:space="preserve"> %}</w:t>
+      </w:r>
+      <w:r>
+        <w:rPr>
+          <w:rFonts w:eastAsiaTheme="minorEastAsia"/>
+        </w:rPr>
+        <w:t xml:space="preserve"> </w:t>
       </w:r>
     </w:p>
+    <w:p>
+      <w:pPr>
+        <w:widowControl w:val="0"/>
+        <w:autoSpaceDE w:val="0"/>
+        <w:autoSpaceDN w:val="0"/>
+        <w:adjustRightInd w:val="0"/>
+        <w:jc w:val="both"/>
+        <w:rPr>
+          <w:rFonts w:eastAsiaTheme="minorEastAsia"/>
+        </w:rPr>
+      </w:pPr>
+    </w:p>
+    <w:p>
+      <w:pPr>
+        <w:widowControl w:val="0"/>
+        <w:autoSpaceDE w:val="0"/>
+        <w:autoSpaceDN w:val="0"/>
+        <w:adjustRightInd w:val="0"/>
+        <w:jc w:val="both"/>
+        <w:rPr>
+          <w:rFonts w:eastAsiaTheme="minorEastAsia"/>
+        </w:rPr>
+      </w:pPr>
+      <w:r>
+        <w:rPr>
+          <w:rFonts w:eastAsiaTheme="minorEastAsia"/>
+        </w:rPr>
+        <w:t xml:space="preserve">Приложение (в случае, указанном в </w:t>
+      </w:r>
+      <w:hyperlink r:id="rId13" w:history="1">
+        <w:r>
+          <w:rPr>
+            <w:rFonts w:eastAsiaTheme="minorEastAsia"/>
+          </w:rPr>
+          <w:t>части 3.1 статьи 57.3</w:t>
+        </w:r>
+      </w:hyperlink>
+      <w:r>
+        <w:rPr>
+          <w:rFonts w:eastAsiaTheme="minorEastAsia"/>
+        </w:rPr>
+        <w:t xml:space="preserve"> Градостроительного кодекса Российской Федерации)</w:t>
+      </w:r>
+    </w:p>
+    <w:p/>
     <w:sectPr>
       <w:footerReference w:type="even" r:id="rId14"/>
       <w:footerReference w:type="default" r:id="rId15"/>
@@ -11692,7 +11729,7 @@
 </file>
 
 <file path=customXml/itemProps1.xml><?xml version="1.0" encoding="utf-8"?>
-<ds:datastoreItem xmlns:ds="http://schemas.openxmlformats.org/officeDocument/2006/customXml" ds:itemID="{AAF6933B-F384-4E3D-A35C-02DAC55FD65D}">
+<ds:datastoreItem xmlns:ds="http://schemas.openxmlformats.org/officeDocument/2006/customXml" ds:itemID="{EFB2A9CD-FCF0-4E30-8D7B-55E3A53EE8E6}">
   <ds:schemaRefs>
     <ds:schemaRef ds:uri="http://schemas.openxmlformats.org/officeDocument/2006/bibliography"/>
   </ds:schemaRefs>
